--- a/Articles/11-french-cleat-systems/article.docx
+++ b/Articles/11-french-cleat-systems/article.docx
@@ -70,7 +70,7 @@
     </w:p>
     <w:p>
       <w:r>
-        <w:t xml:space="preserve">If you've spent any time in woodworking shop tours, you've seen a wall covered in identical wood strips with jigs, drawers, and tool holders hanging off them like they're floating. That's a French cleat system — one of those shop upgrades that looks fussy until you build one, then you wonder why you put up with pegboard sagging under a router base for five years.</w:t>
+        <w:t xml:space="preserve">Spend any amount of time watching shop tours online and you've seen it: a wall covered in identical wood strips, with jigs and drawers and tool holders hanging off them like they're floating there on nothing. That's a French cleat system. It's one of those upgrades that looks fussy and unnecessary right up until you build one — and then you're wondering why you let pegboard sag under a router base for five straight years.</w:t>
       </w:r>
     </w:p>
     <w:p>
@@ -83,7 +83,7 @@
     </w:p>
     <w:p>
       <w:r>
-        <w:t xml:space="preserve">A French cleat is just a strip of wood with one edge ripped at a 45-degree bevel, mounted to the wall with the bevel's long point facing up. Every tool holder, shelf, drawer, or jig storage box gets a matching 45-degree-beveled strip screwed to its back, angled the opposite direction. Set the tool's cleat against the wall cleat and slide it down — the two bevels lock together under the weight of the tool, so gravity is doing the holding, not a couple of screws or hooks. Lift straight up and it slides right back off. That's the entire mechanism. No clips, no pins, no proprietary hardware.</w:t>
+        <w:t xml:space="preserve">Strip it down and a French cleat is just a piece of wood with one edge ripped at a 45-degree bevel, mounted to the wall so the bevel's long point faces up. Every tool holder, shelf, drawer, or jig box gets a matching beveled strip screwed to its back, angled the opposite way. Set the tool's cleat against the wall cleat, slide it down, and the two bevels lock together under the tool's own weight — gravity's doing the holding here, not a couple of screws or a hook. Lift straight up and it slides right back off. That's genuinely the entire mechanism. No clips, no pins, no proprietary hardware you have to keep buying more of.</w:t>
       </w:r>
     </w:p>
     <w:p>
@@ -112,12 +112,12 @@
     </w:p>
     <w:p>
       <w:r>
-        <w:t xml:space="preserve">Pegboard's weakness isn't the board itself, it's the attachment point. A pegboard hook grabs two small holes, and the load is concentrated on whatever thin metal hook is in those holes. Hang a 8-pound circular saw holder off two pegboard hooks and you'll watch it slowly tear the holes into ovals over a few months, especially in 1/8" tempered hardboard pegboard rather than the thicker 1/4" stuff.</w:t>
-      </w:r>
-    </w:p>
-    <w:p>
-      <w:r>
-        <w:t xml:space="preserve">A French cleat spreads the load across the entire length of wherever the two bevels are in contact — on a 12"-wide tool holder, that's 12 inches of wood-on-wood bearing surface, not two small hook points. That's why cleat systems are standard for miter saw stations, router table cabinets, and drawer units holding 30-40 pounds of hardware — loads that would destroy pegboard mounting points in short order. For genuinely heavy modules, like a full tool chest drawer, shops often stack multiple cleats vertically on the same holder to spread the load further.</w:t>
+        <w:t xml:space="preserve">Pegboard's weakness was never the board itself. It's the attachment point. A pegboard hook grabs two small holes, full stop, and every bit of load gets concentrated on whatever thin metal hook is sitting in them. Hang an 8-pound circular saw holder off two of those hooks and give it a few months — you'll watch the holes slowly tear into ovals, especially on 1/8" tempered hardboard pegboard rather than the thicker 1/4" stuff.</w:t>
+      </w:r>
+    </w:p>
+    <w:p>
+      <w:r>
+        <w:t xml:space="preserve">A French cleat spreads that same load across the entire length of wherever the two bevels touch. On a 12-inch-wide tool holder, that's a full 12 inches of wood-on-wood bearing surface — not two small hook points trying to do all the work. That's exactly why cleats are the standard for miter saw stations, router table cabinets, and drawer units carrying 30-40 pounds of hardware. Loads like that would chew through pegboard mounting points in no time. For the genuinely heavy stuff — a full tool chest drawer, say — a lot of shops stack multiple cleats vertically on the same holder just to spread the load even further.</w:t>
       </w:r>
     </w:p>
     <w:p>
@@ -130,12 +130,12 @@
     </w:p>
     <w:p>
       <w:r>
-        <w:t xml:space="preserve">Cleats aren't strictly better — they cost more time and material up front. A pegboard install is a sheet of pegboard, some spacers, and an afternoon. A cleat wall means ripping a full sheet of plywood into consistent 45-degree strips (which takes a table saw set up correctly and won't forgive an inconsistent angle), then mounting rows of them across studs with real screws, not just nailing hardboard to furring strips. Expect a half-day to a full day to get a decent-sized wall cleated, versus an hour or two for pegboard.</w:t>
-      </w:r>
-    </w:p>
-    <w:p>
-      <w:r>
-        <w:t xml:space="preserve">What you get for that time is total reconfigurability. Pegboard limits you to whatever hole pattern exists — move a hook an inch and you're picking a different hole. A cleat wall lets you hang, slide, and rearrange anything anywhere along the strip's length, and swap an entire module in under 10 seconds. If you rearrange your shop layout more than once a year, or you're building jigs faster than you can find wall space, that flexibility pays for the extra build time fast.</w:t>
+        <w:t xml:space="preserve">Let's not pretend cleats are just strictly better, though — they cost real time and material up front, and that's worth saying plainly. A pegboard install is a sheet of pegboard, a handful of spacers, and an afternoon. A cleat wall means ripping a full sheet of plywood into consistent 45-degree strips, which takes a table saw dialed in correctly and won't forgive you if that angle drifts even a little. Then you're mounting rows of it across studs with real screws, not just nailing hardboard onto furring strips. Budget a half-day to a full day to get a decent-sized wall cleated. Pegboard's an hour or two.</w:t>
+      </w:r>
+    </w:p>
+    <w:p>
+      <w:r>
+        <w:t xml:space="preserve">What that extra time buys you is real reconfigurability, though — not the marketing kind. Pegboard limits you to whatever hole pattern already exists; move a hook an inch and you're just picking a different hole and hoping it lines up. A cleat wall lets you hang, slide, and rearrange anything anywhere along the strip, and swap out an entire module in under 10 seconds. If you rearrange your shop layout more than once a year, or you're cranking out jigs faster than you can find wall space for them, that flexibility earns back the build time fast.</w:t>
       </w:r>
     </w:p>
     <w:p>
@@ -164,12 +164,12 @@
     </w:p>
     <w:p>
       <w:r>
-        <w:t xml:space="preserve">The standard build uses 3/4" plywood, ripped into strips 3-4 inches wide on a table saw with the blade tilted to 45 degrees. Rip enough strips to cover your wall in horizontal rows spaced roughly 12-16 inches apart vertically (tighter spacing if you're hanging a lot of small, heavy items; wider spacing is fine for lightweight jigs and shelving). Mount the wall-side strips with the bevel's high point facing up and out — that orientation is what lets the mating cleat hook down onto it and lock under gravity instead of just resting there. Screw through the strip into studs, not just drywall anchors; a fully loaded cleat wall can carry hundreds of pounds, and that load needs to transfer into framing. On the tool-holder side, the mating strip mounts the opposite direction so the two bevels nest together when hung.</w:t>
-      </w:r>
-    </w:p>
-    <w:p>
-      <w:r>
-        <w:t xml:space="preserve">A lot of builders settle on a 16" or 32" module (matching stud spacing) so cleats always land on solid backing without extra blocking. If you'd rather not mill your own, a </w:t>
+        <w:t xml:space="preserve">The standard build: 3/4" plywood, ripped into strips 3-4 inches wide on a table saw with the blade tilted to 45 degrees. Rip enough strips to cover the wall in horizontal rows, spaced roughly 12-16 inches apart vertically — tighter if you're hanging a lot of small, heavy items, wider if it's mostly lightweight jigs and shelving. Mount the wall-side strips with the bevel's high point facing up and out. That orientation matters — it's what lets the mating cleat hook down and actually lock under gravity instead of just resting there looking secure. Screw through the strip into studs, not drywall anchors; a fully loaded cleat wall can carry hundreds of pounds, and that load has to transfer into framing or it's not really holding anything. On the tool-holder side, the mating strip mounts the opposite direction, so the two bevels nest together the moment you hang it.</w:t>
+      </w:r>
+    </w:p>
+    <w:p>
+      <w:r>
+        <w:t xml:space="preserve">A lot of builders settle on a 16" or 32" module to match stud spacing, so every cleat lands on solid backing without adding extra blocking. If milling your own strips doesn't sound appealing, a </w:t>
       </w:r>
       <w:hyperlink r:id="rIdLink0">
         <w:r>
@@ -181,7 +181,7 @@
         </w:r>
       </w:hyperlink>
       <w:r>
-        <w:t xml:space="preserve"> kit gets you consistent bevels without a dead-accurate table saw setup, though it costs more per linear foot.</w:t>
+        <w:t xml:space="preserve"> kit gets you consistent bevels without needing a dead-accurate table saw setup — you'll just pay more per linear foot for that convenience.</w:t>
       </w:r>
     </w:p>
     <w:p>
@@ -194,12 +194,12 @@
     </w:p>
     <w:p>
       <w:r>
-        <w:t xml:space="preserve">Don't cleat your whole shop just because it looks good in photos. For small, lightweight hand tools — pliers, clamps, measuring tools, screwdrivers — pegboard is faster to install, cheaper, and just as functional; that weight is well within what a pegboard hook handles indefinitely. Same goes for consumables and small parts bins, where a plain shelf beats building individual cleat-mounted holders for every little box. Cleats earn their keep on the heavier, bulkier, or frequently-reconfigured stuff — save the build time for where it matters.</w:t>
-      </w:r>
-    </w:p>
-    <w:p>
-      <w:r>
-        <w:t xml:space="preserve">Whichever system you land on, keeping track of what's mounted where (and what still needs a home) is easier with your shop laid out digitally first — </w:t>
+        <w:t xml:space="preserve">Don't cleat your whole shop just because it photographs well. For small, lightweight hand tools — pliers, clamps, measuring tools, screwdrivers — pegboard is faster to install, cheaper, and every bit as functional. That weight is well within what a pegboard hook can handle indefinitely. Same story for consumables and small parts bins, where a plain shelf beats building an individual cleat-mounted holder for every little box you own. Cleats earn their keep on the heavy stuff, the bulky stuff, the stuff you're reconfiguring constantly. Save the build time for where it's actually doing something.</w:t>
+      </w:r>
+    </w:p>
+    <w:p>
+      <w:r>
+        <w:t xml:space="preserve">Whichever system you end up with, keeping track of what's mounted where — and what's still homeless — is a lot easier if you lay your shop out digitally first. </w:t>
       </w:r>
       <w:hyperlink r:id="rIdLink1">
         <w:r>
@@ -207,11 +207,11 @@
             <w:color w:val="1E3A8A"/>
             <w:u w:val="single"/>
           </w:rPr>
-          <w:t xml:space="preserve">map out your wall storage and clearance zones</w:t>
+          <w:t xml:space="preserve">Map out your wall storage and clearance zones</w:t>
         </w:r>
       </w:hyperlink>
       <w:r>
-        <w:t xml:space="preserve"> in Kerph before you start ripping plywood.</w:t>
+        <w:t xml:space="preserve"> in Kerph before you touch that table saw.</w:t>
       </w:r>
     </w:p>
     <w:sectPr>

--- a/Articles/11-french-cleat-systems/article.docx
+++ b/Articles/11-french-cleat-systems/article.docx
@@ -69,6 +69,19 @@
       </w:r>
     </w:p>
     <w:p>
+      <w:pPr>
+        <w:spacing w:after="200"/>
+      </w:pPr>
+      <w:r>
+        <w:rPr>
+          <w:sz w:val="16"/>
+          <w:color w:val="94A3B8"/>
+          <w:caps/>
+        </w:rPr>
+        <w:t xml:space="preserve">Kerph Garage Tips · kerphplans.com</w:t>
+      </w:r>
+    </w:p>
+    <w:p>
       <w:r>
         <w:t xml:space="preserve">Spend any amount of time watching shop tours online and you've seen it: a wall covered in identical wood strips, with jigs and drawers and tool holders hanging off them like they're floating there on nothing. That's a French cleat system. It's one of those upgrades that looks fussy and unnecessary right up until you build one — and then you're wondering why you let pegboard sag under a router base for five straight years.</w:t>
       </w:r>

--- a/Articles/11-french-cleat-systems/article.docx
+++ b/Articles/11-french-cleat-systems/article.docx
@@ -69,19 +69,6 @@
       </w:r>
     </w:p>
     <w:p>
-      <w:pPr>
-        <w:spacing w:after="200"/>
-      </w:pPr>
-      <w:r>
-        <w:rPr>
-          <w:sz w:val="16"/>
-          <w:color w:val="94A3B8"/>
-          <w:caps/>
-        </w:rPr>
-        <w:t xml:space="preserve">Kerph Garage Tips · kerphplans.com</w:t>
-      </w:r>
-    </w:p>
-    <w:p>
       <w:r>
         <w:t xml:space="preserve">Spend any amount of time watching shop tours online and you've seen it: a wall covered in identical wood strips, with jigs and drawers and tool holders hanging off them like they're floating there on nothing. That's a French cleat system. It's one of those upgrades that looks fussy and unnecessary right up until you build one — and then you're wondering why you let pegboard sag under a router base for five straight years.</w:t>
       </w:r>
